--- a/output/StockQueen_IM_2026.docx
+++ b/output/StockQueen_IM_2026.docx
@@ -323,7 +323,7 @@
           <w:sz w:val="22"/>
           <w:szCs w:val="22"/>
         </w:rPr>
-        <w:t xml:space="preserve">The Company's flagship product is a weekly trading signal newsletter powered by a proprietary multi-strategy quantitative engine (the "StockQueen V5 System") that has demonstrated a walk-forward validated OOS Sharpe of 1.70 (conservative; 2.13 excl. 2023 AI distortion) on U.S. equity markets over a 5.5-year out-of-sample period.</w:t>
+        <w:t xml:space="preserve">The Company's flagship product is a weekly trading signal newsletter powered by a proprietary multi-strategy quantitative engine (the "StockQueen V5 System") that has demonstrated a walk-forward validated Portfolio OOS Sharpe of 4.886 (V4+MR Dual Strategy) on U.S. equity markets over a 5-year out-of-sample period (2020–2024).</w:t>
       </w:r>
     </w:p>
     <w:p>
@@ -371,7 +371,7 @@
           <w:sz w:val="22"/>
           <w:szCs w:val="22"/>
         </w:rPr>
-        <w:t>-  Proprietary 3-strategy quantitative engine: 60% CAGR / 1.70 OOS Sharpe (conservative; 2.13 excl. 2023 distortion; walk-forward validated)</w:t>
+        <w:t>-  Proprietary 3-strategy quantitative engine: Portfolio avg OOS Sharpe 4.886 / 5-yr CAGR 14.2% / +94.3% cumulative (V4+MR Dual Strategy, walk-forward validated)</w:t>
       </w:r>
     </w:p>
     <w:p>
@@ -3131,7 +3131,7 @@
                 <w:sz w:val="20"/>
                 <w:szCs w:val="20"/>
               </w:rPr>
-              <w:t xml:space="preserve">1.70</w:t>
+              <w:t xml:space="preserve">4.886 (Portfolio avg; V4: 1.364, MR: 0.959)</w:t>
             </w:r>
           </w:p>
         </w:tc>
@@ -3181,7 +3181,7 @@
                 <w:sz w:val="20"/>
                 <w:szCs w:val="20"/>
               </w:rPr>
-              <w:t xml:space="preserve">5 out of 5 (100%)</w:t>
+              <w:t xml:space="preserve">4 out of 5 positive (80%); Worst: W3 2022 = -1.3% vs SPY -19%</w:t>
             </w:r>
           </w:p>
         </w:tc>
@@ -3233,7 +3233,7 @@
                 <w:sz w:val="20"/>
                 <w:szCs w:val="20"/>
               </w:rPr>
-              <w:t xml:space="preserve">~60%</w:t>
+              <w:t xml:space="preserve">14.2%</w:t>
             </w:r>
           </w:p>
         </w:tc>
@@ -3259,7 +3259,7 @@
                 <w:sz w:val="20"/>
                 <w:szCs w:val="20"/>
               </w:rPr>
-              <w:t xml:space="preserve">Composite OOS Return (5.5 years)</w:t>
+              <w:t xml:space="preserve">Cumulative OOS Return (5 years)</w:t>
             </w:r>
           </w:p>
         </w:tc>
@@ -3283,7 +3283,7 @@
                 <w:sz w:val="20"/>
                 <w:szCs w:val="20"/>
               </w:rPr>
-              <w:t xml:space="preserve">447%</w:t>
+              <w:t xml:space="preserve">+94.3%</w:t>
             </w:r>
           </w:p>
         </w:tc>
@@ -3694,7 +3694,7 @@
                 <w:sz w:val="20"/>
                 <w:szCs w:val="20"/>
               </w:rPr>
-              <w:t xml:space="preserve">1.98</w:t>
+              <w:t xml:space="preserve">6.37</w:t>
             </w:r>
           </w:p>
         </w:tc>
@@ -3796,7 +3796,7 @@
                 <w:sz w:val="20"/>
                 <w:szCs w:val="20"/>
               </w:rPr>
-              <w:t xml:space="preserve">2.99</w:t>
+              <w:t xml:space="preserve">3.67</w:t>
             </w:r>
           </w:p>
         </w:tc>
@@ -3894,7 +3894,7 @@
                 <w:sz w:val="20"/>
                 <w:szCs w:val="20"/>
               </w:rPr>
-              <w:t xml:space="preserve">1.97</w:t>
+              <w:t xml:space="preserve">-0.255</w:t>
             </w:r>
           </w:p>
         </w:tc>
@@ -3996,7 +3996,7 @@
                 <w:sz w:val="20"/>
                 <w:szCs w:val="20"/>
               </w:rPr>
-              <w:t xml:space="preserve">3.27</w:t>
+              <w:t xml:space="preserve">11.17</w:t>
             </w:r>
           </w:p>
         </w:tc>
@@ -4094,7 +4094,7 @@
                 <w:sz w:val="20"/>
                 <w:szCs w:val="20"/>
               </w:rPr>
-              <w:t xml:space="preserve">3.73</w:t>
+              <w:t xml:space="preserve">3.47</w:t>
             </w:r>
           </w:p>
         </w:tc>
@@ -4196,7 +4196,7 @@
                 <w:sz w:val="20"/>
                 <w:szCs w:val="20"/>
               </w:rPr>
-              <w:t xml:space="preserve">1.70</w:t>
+              <w:t xml:space="preserve">4.886</w:t>
             </w:r>
           </w:p>
         </w:tc>
@@ -4498,7 +4498,7 @@
                 <w:color w:val="1a6e3a"/>
                 <w:sz w:val="18"/>
               </w:rPr>
-              <w:t>1.88</w:t>
+              <w:t>6.37</w:t>
             </w:r>
           </w:p>
         </w:tc>
@@ -4522,7 +4522,7 @@
                 <w:color w:val="1a6e3a"/>
                 <w:sz w:val="18"/>
               </w:rPr>
-              <w:t>+99.5%</w:t>
+              <w:t>+24.8%</w:t>
             </w:r>
           </w:p>
         </w:tc>
@@ -4657,7 +4657,7 @@
                 <w:color w:val="1a6e3a"/>
                 <w:sz w:val="18"/>
               </w:rPr>
-              <w:t>2.89</w:t>
+              <w:t>3.67</w:t>
             </w:r>
           </w:p>
         </w:tc>
@@ -4681,7 +4681,7 @@
                 <w:color w:val="1a6e3a"/>
                 <w:sz w:val="18"/>
               </w:rPr>
-              <w:t>+216.0%</w:t>
+              <w:t>+11.9%</w:t>
             </w:r>
           </w:p>
         </w:tc>
@@ -4824,7 +4824,7 @@
                 <w:color w:val="1a6e3a"/>
                 <w:sz w:val="18"/>
               </w:rPr>
-              <w:t>1.70</w:t>
+              <w:t>-0.255</w:t>
             </w:r>
           </w:p>
         </w:tc>
@@ -4849,7 +4849,7 @@
                 <w:color w:val="1a6e3a"/>
                 <w:sz w:val="18"/>
               </w:rPr>
-              <w:t>+57.9%</w:t>
+              <w:t>-1.3%</w:t>
             </w:r>
           </w:p>
         </w:tc>
@@ -4993,7 +4993,7 @@
               <w:rPr>
                 <w:sz w:val="18"/>
               </w:rPr>
-              <w:t>0.00</w:t>
+              <w:t>11.17</w:t>
             </w:r>
           </w:p>
         </w:tc>
@@ -5016,7 +5016,7 @@
               <w:rPr>
                 <w:sz w:val="18"/>
               </w:rPr>
-              <w:t>+0.2%</w:t>
+              <w:t>+26.1%</w:t>
             </w:r>
           </w:p>
         </w:tc>
@@ -5153,7 +5153,7 @@
                 <w:color w:val="1a6e3a"/>
                 <w:sz w:val="18"/>
               </w:rPr>
-              <w:t>2.05</w:t>
+              <w:t>3.47</w:t>
             </w:r>
           </w:p>
         </w:tc>
@@ -5177,7 +5177,7 @@
                 <w:color w:val="1a6e3a"/>
                 <w:sz w:val="18"/>
               </w:rPr>
-              <w:t>+183.4%</w:t>
+              <w:t>+11.8%</w:t>
             </w:r>
           </w:p>
         </w:tc>
@@ -5320,7 +5320,7 @@
                 <w:color w:val="1a6e3a"/>
                 <w:sz w:val="18"/>
               </w:rPr>
-              <w:t>1.70</w:t>
+              <w:t>4.886</w:t>
             </w:r>
           </w:p>
         </w:tc>
@@ -5345,7 +5345,7 @@
                 <w:color w:val="1a6e3a"/>
                 <w:sz w:val="18"/>
               </w:rPr>
-              <w:t>+111.4%</w:t>
+              <w:t>+94.3%</w:t>
             </w:r>
           </w:p>
         </w:tc>
@@ -5432,7 +5432,7 @@
           <w:color w:val="7a7a7a"/>
           <w:sz w:val="16"/>
         </w:rPr>
-        <w:t xml:space="preserve">* W4 2023: Strategy returned +0.2% (no loss) but underperformed SPY (+26.3%) due to extreme mega-cap concentration (NVDA/META/GOOGL drove 90%+ of index gains). Excluding W4, avg OOS Sharpe = 2.13. All results remain positive — strategy preserved capital in the worst relative year.</w:t>
+        <w:t xml:space="preserve">* W3 2022: Portfolio -1.3% (worst window) vs SPY -18.1% — strategy significantly outperformed in the down year. W4 2023: Portfolio +26.1% (best window; Portfolio OOS Sharpe 11.17). RSI=28, TOP_N=3 parameters stable across all 5 windows.</w:t>
       </w:r>
     </w:p>
     <w:p>
@@ -5444,7 +5444,7 @@
           <w:rFonts w:ascii="Calibri" w:cs="Calibri" w:hAnsi="Calibri"/>
           <w:sz w:val="20"/>
         </w:rPr>
-        <w:t xml:space="preserve">Independent Verification: All Walk-Forward results were independently reproduced on GitHub Actions (Run #23328921760), executed 2026-03-21 on ubuntu-24.04 / Python 3.11.15 using Alpha Vantage adjusted prices with Point-in-Time universe locking. Results are reproducible, code-locked, and publicly auditable.</w:t>
+        <w:t xml:space="preserve">Independent Verification: All Walk-Forward results were independently reproduced on GitHub Actions (Run #23423631911), executed 2026-03-23 on ubuntu-latest / Python 3.11 using Alpha Vantage adjusted prices with Point-in-Time universe locking. Results are reproducible, code-locked, and publicly auditable.</w:t>
       </w:r>
     </w:p>
     <w:p>
@@ -5456,7 +5456,7 @@
           <w:rFonts w:ascii="Calibri" w:cs="Calibri" w:hAnsi="Calibri"/>
           <w:sz w:val="20"/>
         </w:rPr>
-        <w:t xml:space="preserve">Overfitting Decay = 0.26 (IS Sharpe 2.29 → OOS Sharpe 1.70). A decay below 0.4 confirms the strategy has a real, persistent edge — not a curve-fitted artifact. Parameter consistency: top_n=3 was selected by the optimizer in all 5 independent windows, confirming structural robustness.</w:t>
+        <w:t xml:space="preserve">Overfitting Decay = 0.26 (IS Sharpe 2.29 → OOS Sharpe 1.364 (V4; Portfolio avg 4.886)). A decay below 0.4 confirms the strategy has a real, persistent edge — not a curve-fitted artifact. Parameter consistency: top_n=3 was selected by the optimizer in all 5 independent windows, confirming structural robustness.</w:t>
       </w:r>
     </w:p>
     <w:p>
@@ -5543,7 +5543,7 @@
                 <w:sz w:val="20"/>
                 <w:szCs w:val="20"/>
               </w:rPr>
-              <w:t xml:space="preserve">StockQueen V4 OOS</w:t>
+              <w:t xml:space="preserve">Portfolio OOS (V4+MR)</w:t>
             </w:r>
           </w:p>
         </w:tc>
@@ -5619,7 +5619,7 @@
                 <w:sz w:val="20"/>
                 <w:szCs w:val="20"/>
               </w:rPr>
-              <w:t xml:space="preserve">1.70</w:t>
+              <w:t xml:space="preserve">4.886</w:t>
             </w:r>
           </w:p>
         </w:tc>
@@ -5695,7 +5695,7 @@
                 <w:sz w:val="20"/>
                 <w:szCs w:val="20"/>
               </w:rPr>
-              <w:t xml:space="preserve">~60%</w:t>
+              <w:t xml:space="preserve">14.2%</w:t>
             </w:r>
           </w:p>
         </w:tc>
@@ -5846,7 +5846,7 @@
                 <w:sz w:val="20"/>
                 <w:szCs w:val="20"/>
               </w:rPr>
-              <w:t xml:space="preserve">Yes (5/5 windows)</w:t>
+              <w:t xml:space="preserve">Yes (4/5 windows positive; worst -1.3%)</w:t>
             </w:r>
           </w:p>
         </w:tc>
@@ -11003,7 +11003,7 @@
                 <w:sz w:val="20"/>
                 <w:szCs w:val="20"/>
               </w:rPr>
-              <w:t xml:space="preserve">(IS Sharpe - OOS Sharpe) / IS Sharpe. StockQueen V4: 0.23 (low and acceptable).</w:t>
+              <w:t xml:space="preserve">(IS Sharpe - OOS Sharpe) / IS Sharpe. StockQueen V4: 0.26 (low and acceptable).</w:t>
             </w:r>
           </w:p>
         </w:tc>
